--- a/resources/exemple/contenus/Méthodologie et organisation.docx
+++ b/resources/exemple/contenus/Méthodologie et organisation.docx
@@ -4,107 +4,19 @@
   <w:body>
     <w:p>
       <w:pPr>
-        <w:spacing w:after="0" w:line="240" w:lineRule="auto"/>
-        <w:ind w:firstLine="708"/>
-        <w:rPr>
-          <w:rFonts w:ascii="Times New Roman" w:eastAsia="Calibri" w:hAnsi="Times New Roman" w:cs="Times New Roman"/>
-          <w:b/>
-          <w:i/>
-          <w:kern w:val="0"/>
-          <w:sz w:val="24"/>
-          <w:szCs w:val="24"/>
-          <w14:ligatures w14:val="none"/>
-        </w:rPr>
-      </w:pPr>
-    </w:p>
-    <w:p>
-      <w:pPr>
-        <w:spacing w:after="0" w:line="240" w:lineRule="auto"/>
-        <w:ind w:firstLine="708"/>
-        <w:rPr>
-          <w:rFonts w:ascii="Times New Roman" w:eastAsia="Calibri" w:hAnsi="Times New Roman" w:cs="Times New Roman"/>
-          <w:b/>
-          <w:i/>
-          <w:kern w:val="0"/>
-          <w:sz w:val="24"/>
-          <w:szCs w:val="24"/>
-          <w14:ligatures w14:val="none"/>
-        </w:rPr>
-      </w:pPr>
-    </w:p>
-    <w:p>
-      <w:pPr>
-        <w:spacing w:after="0" w:line="240" w:lineRule="auto"/>
-        <w:ind w:left="567" w:right="663"/>
         <w:jc w:val="both"/>
-        <w:rPr>
-          <w:rFonts w:ascii="Times New Roman" w:eastAsia="Calibri" w:hAnsi="Times New Roman" w:cs="Times New Roman"/>
-          <w:bCs/>
-          <w:iCs/>
-          <w:kern w:val="0"/>
-          <w:sz w:val="24"/>
-          <w:szCs w:val="24"/>
-          <w14:ligatures w14:val="none"/>
-        </w:rPr>
       </w:pPr>
       <w:r>
-        <w:rPr>
-          <w:rFonts w:ascii="Times New Roman" w:eastAsia="Calibri" w:hAnsi="Times New Roman" w:cs="Times New Roman"/>
-          <w:bCs/>
-          <w:iCs/>
-          <w:kern w:val="0"/>
-          <w:sz w:val="24"/>
-          <w:szCs w:val="24"/>
-          <w14:ligatures w14:val="none"/>
-        </w:rPr>
-        <w:t>La réalisation des travaux sera faite à la suite de la validation du planning proposé au Maître d’Ouvrage.</w:t>
+        <w:t>Texte d'exemple — à remplacer par votre propre contenu.</w:t>
       </w:r>
     </w:p>
     <w:p>
       <w:pPr>
-        <w:spacing w:after="0" w:line="240" w:lineRule="auto"/>
-        <w:ind w:left="567" w:right="663"/>
         <w:jc w:val="both"/>
-        <w:rPr>
-          <w:rFonts w:ascii="Times New Roman" w:eastAsia="Calibri" w:hAnsi="Times New Roman" w:cs="Times New Roman"/>
-          <w:bCs/>
-          <w:iCs/>
-          <w:kern w:val="0"/>
-          <w:sz w:val="24"/>
-          <w:szCs w:val="24"/>
-          <w14:ligatures w14:val="none"/>
-        </w:rPr>
       </w:pPr>
       <w:r>
-        <w:rPr>
-          <w:rFonts w:ascii="Times New Roman" w:eastAsia="Calibri" w:hAnsi="Times New Roman" w:cs="Times New Roman"/>
-          <w:bCs/>
-          <w:iCs/>
-          <w:kern w:val="0"/>
-          <w:sz w:val="24"/>
-          <w:szCs w:val="24"/>
-          <w14:ligatures w14:val="none"/>
-        </w:rPr>
-        <w:t>Le responsable d’exploitation de TPE se rendra disponible afin de coordonner l’ensemble des travaux de réseau d’éclairage dans les meilleures conditions.</w:t>
+        <w:t>Exposez ici le déroulement prévu du chantier, phase par phase : préparation, installation, exécution, essais et réception. C'est le plus souvent le chapitre le plus lu d'un mémoire technique.</w:t>
       </w:r>
-    </w:p>
-    <w:p>
-      <w:pPr>
-        <w:spacing w:after="0" w:line="240" w:lineRule="auto"/>
-        <w:ind w:left="567" w:right="663"/>
-        <w:jc w:val="both"/>
-        <w:rPr>
-          <w:rFonts w:ascii="Times New Roman" w:eastAsia="Calibri" w:hAnsi="Times New Roman" w:cs="Times New Roman"/>
-          <w:bCs/>
-          <w:iCs/>
-          <w:kern w:val="0"/>
-          <w:sz w:val="24"/>
-          <w:szCs w:val="24"/>
-          <w14:ligatures w14:val="none"/>
-        </w:rPr>
-      </w:pPr>
-    </w:p>
-    <w:p>
       <w:bookmarkStart w:id="0" w:name="_GoBack"/>
       <w:bookmarkEnd w:id="0"/>
     </w:p>
